--- a/1. Ideation Phase/Define Problem Statements Template.docx
+++ b/1. Ideation Phase/Define Problem Statements Template.docx
@@ -118,7 +118,7 @@
               <w:rPr>
                 <w:rtl w:val="0"/>
               </w:rPr>
-              <w:t xml:space="preserve">31 January 2026</w:t>
+              <w:t xml:space="preserve">24 October 2026</w:t>
             </w:r>
           </w:p>
         </w:tc>
@@ -152,6 +152,7 @@
               <w:rPr>
                 <w:rtl w:val="0"/>
               </w:rPr>
+              <w:t xml:space="preserve">EN25CS3010138</w:t>
             </w:r>
           </w:p>
         </w:tc>
@@ -183,8 +184,16 @@
             </w:pPr>
             <w:r>
               <w:rPr>
-                <w:rtl w:val="0"/>
-              </w:rPr>
+                <w:color w:val="0a0a0a"/>
+                <w:rtl w:val="0"/>
+              </w:rPr>
+              <w:t xml:space="preserve">Electric Vehicle Market Performance &amp; Insights</w:t>
+            </w:r>
+            <w:r>
+              <w:rPr>
+                <w:rtl w:val="0"/>
+              </w:rPr>
+              <w:t xml:space="preserve"> </w:t>
             </w:r>
           </w:p>
         </w:tc>
@@ -309,7 +318,7 @@
           <wp:inline distB="0" distT="0" distL="0" distR="0">
             <wp:extent cx="5731510" cy="2673350"/>
             <wp:effectExtent b="0" l="0" r="0" t="0"/>
-            <wp:docPr descr="Graphical user interface, text, application, email&#10;&#10;Description automatically generated" id="6" name="image3.png"/>
+            <wp:docPr descr="Graphical user interface, text, application, email&#10;&#10;Description automatically generated" id="11" name="image3.png"/>
             <a:graphic>
               <a:graphicData uri="http://schemas.openxmlformats.org/drawingml/2006/picture">
                 <pic:pic>
@@ -413,7 +422,7 @@
           <wp:inline distB="0" distT="0" distL="0" distR="0">
             <wp:extent cx="5340624" cy="1111307"/>
             <wp:effectExtent b="0" l="0" r="0" t="0"/>
-            <wp:docPr descr="Chart, treemap chart&#10;&#10;Description automatically generated" id="7" name="image2.png"/>
+            <wp:docPr descr="Chart, treemap chart&#10;&#10;Description automatically generated" id="12" name="image2.png"/>
             <a:graphic>
               <a:graphicData uri="http://schemas.openxmlformats.org/drawingml/2006/picture">
                 <pic:pic>
@@ -880,12 +889,12 @@
           <wp:extent cx="1376363" cy="589870"/>
           <wp:effectExtent b="0" l="0" r="0" t="0"/>
           <wp:wrapNone/>
-          <wp:docPr id="5" name="image1.png"/>
+          <wp:docPr id="10" name="image4.png"/>
           <a:graphic>
             <a:graphicData uri="http://schemas.openxmlformats.org/drawingml/2006/picture">
               <pic:pic>
                 <pic:nvPicPr>
-                  <pic:cNvPr id="0" name="image1.png"/>
+                  <pic:cNvPr id="0" name="image4.png"/>
                   <pic:cNvPicPr preferRelativeResize="0"/>
                 </pic:nvPicPr>
                 <pic:blipFill>
@@ -923,12 +932,12 @@
           <wp:extent cx="864691" cy="395288"/>
           <wp:effectExtent b="0" l="0" r="0" t="0"/>
           <wp:wrapNone/>
-          <wp:docPr id="8" name="image4.png"/>
+          <wp:docPr id="9" name="image1.png"/>
           <a:graphic>
             <a:graphicData uri="http://schemas.openxmlformats.org/drawingml/2006/picture">
               <pic:pic>
                 <pic:nvPicPr>
-                  <pic:cNvPr id="0" name="image4.png"/>
+                  <pic:cNvPr id="0" name="image1.png"/>
                   <pic:cNvPicPr preferRelativeResize="0"/>
                 </pic:nvPicPr>
                 <pic:blipFill>
@@ -1115,6 +1124,20 @@
       <w:szCs w:val="72"/>
     </w:rPr>
   </w:style>
+  <w:style w:type="table" w:styleId="TableNormal" w:default="1">
+    <w:name w:val="TableNormal"/>
+    <w:tblPr>
+      <w:tblCellMar>
+        <w:top w:w="100.0" w:type="dxa"/>
+        <w:left w:w="100.0" w:type="dxa"/>
+        <w:bottom w:w="100.0" w:type="dxa"/>
+        <w:right w:w="100.0" w:type="dxa"/>
+      </w:tblCellMar>
+    </w:tblPr>
+  </w:style>
+  <w:style w:type="paragraph" w:styleId="Normal" w:default="1">
+    <w:name w:val="normal"/>
+  </w:style>
   <w:style w:type="paragraph" w:styleId="Normal" w:default="1">
     <w:name w:val="normal"/>
   </w:style>
@@ -1189,6 +1212,38 @@
       <w:color w:val="605e5c"/>
       <w:shd w:color="auto" w:fill="e1dfdd" w:val="clear"/>
     </w:rPr>
+  </w:style>
+  <w:style w:type="table" w:styleId="Table1">
+    <w:basedOn w:val="TableNormal"/>
+    <w:pPr>
+      <w:spacing w:after="0" w:line="240" w:lineRule="auto"/>
+    </w:pPr>
+    <w:tblPr>
+      <w:tblStyleRowBandSize w:val="1"/>
+      <w:tblStyleColBandSize w:val="1"/>
+      <w:tblCellMar>
+        <w:top w:w="0.0" w:type="dxa"/>
+        <w:left w:w="108.0" w:type="dxa"/>
+        <w:bottom w:w="0.0" w:type="dxa"/>
+        <w:right w:w="108.0" w:type="dxa"/>
+      </w:tblCellMar>
+    </w:tblPr>
+  </w:style>
+  <w:style w:type="table" w:styleId="Table2">
+    <w:basedOn w:val="TableNormal"/>
+    <w:pPr>
+      <w:spacing w:after="0" w:line="240" w:lineRule="auto"/>
+    </w:pPr>
+    <w:tblPr>
+      <w:tblStyleRowBandSize w:val="1"/>
+      <w:tblStyleColBandSize w:val="1"/>
+      <w:tblCellMar>
+        <w:top w:w="0.0" w:type="dxa"/>
+        <w:left w:w="108.0" w:type="dxa"/>
+        <w:bottom w:w="0.0" w:type="dxa"/>
+        <w:right w:w="108.0" w:type="dxa"/>
+      </w:tblCellMar>
+    </w:tblPr>
   </w:style>
   <w:style w:type="table" w:styleId="Table1">
     <w:basedOn w:val="TableNormal"/>
@@ -1573,7 +1628,7 @@
 
 <file path=customXML/item1.xml><?xml version="1.0" encoding="utf-8"?>
 <go:gDocsCustomXmlDataStorage xmlns:go="http://customooxmlschemas.google.com/" xmlns:r="http://schemas.openxmlformats.org/officeDocument/2006/relationships" uri="GoogleDocsCustomDataVersion2">
-  <go:docsCustomData xmlns:go="http://customooxmlschemas.google.com/" roundtripDataSignature="AMtx7mjLEiP51FRFWmtf7JVq53r/BfRzPA==">CgMxLjA4AHIhMWdEY2NLQ0pOUGpGdTVCSG1EMFF2UkpidHFaSXE1anE3</go:docsCustomData>
+  <go:docsCustomData xmlns:go="http://customooxmlschemas.google.com/" roundtripDataSignature="AMtx7mgOct3ijtdID8f9e9PhOZYRXGA4Gg==">CgMxLjA4AHIhMWlVN3JDRFM2TlpHRG9yX2NRcXJYVEx4RlhSNmdhOG9L</go:docsCustomData>
 </go:gDocsCustomXmlDataStorage>
 </file>
 
